--- a/vorlagen/abmahnung_verein.docx
+++ b/vorlagen/abmahnung_verein.docx
@@ -98,14 +98,6 @@
               <w:spacing w:after="0"/>
             </w:pPr>
             <w:r>
-              <w:t>{{ empf_anrede_zeile }}</w:t>
-            </w:r>
-          </w:p>
-          <w:p>
-            <w:pPr>
-              <w:spacing w:after="0"/>
-            </w:pPr>
-            <w:r>
               <w:t>{{ empf_name }}</w:t>
             </w:r>
           </w:p>
@@ -198,7 +190,7 @@
           <w:b w:val="0"/>
           <w:i w:val="0"/>
         </w:rPr>
-        <w:t>{{ ort }}, den {{ heute_datum }}</w:t>
+        <w:t>{{ ort }}, {{ heute_datum }}</w:t>
       </w:r>
     </w:p>
     <w:p>

--- a/vorlagen/abmahnung_verein.docx
+++ b/vorlagen/abmahnung_verein.docx
@@ -682,6 +682,9 @@
       </w:pPr>
     </w:p>
     <w:p>
+      <w:pPr>
+        <w:spacing w:after="220"/>
+      </w:pPr>
       <w:r>
         <w:rPr>
           <w:rFonts w:ascii="Arial" w:hAnsi="Arial"/>
@@ -692,6 +695,9 @@
       </w:r>
     </w:p>
     <w:p>
+      <w:pPr>
+        <w:spacing w:after="220"/>
+      </w:pPr>
       <w:r>
         <w:rPr>
           <w:rFonts w:ascii="Arial" w:hAnsi="Arial"/>
@@ -702,6 +708,9 @@
       </w:r>
     </w:p>
     <w:p>
+      <w:pPr>
+        <w:spacing w:after="220"/>
+      </w:pPr>
       <w:r>
         <w:rPr>
           <w:rFonts w:ascii="Arial" w:hAnsi="Arial"/>
@@ -722,13 +731,20 @@
       </w:r>
     </w:p>
     <w:p>
+      <w:pPr>
+        <w:spacing w:after="220"/>
+        <w:numPr>
+          <w:ilvl w:val="0"/>
+          <w:numId w:val="99"/>
+        </w:numPr>
+      </w:pPr>
       <w:r>
         <w:rPr>
           <w:rFonts w:ascii="Arial" w:hAnsi="Arial"/>
           <w:b w:val="0"/>
           <w:sz w:val="22"/>
         </w:rPr>
-        <w:t>{{ loop.index }}. {{ b.text }}{% if b.frist %} – Frist: {{ b.frist }}{% endif %}</w:t>
+        <w:t>{{ b.text }}{% if b.frist %} – Frist: {{ b.frist }}{% endif %}</w:t>
       </w:r>
     </w:p>
     <w:p>
@@ -742,6 +758,9 @@
       </w:r>
     </w:p>
     <w:p>
+      <w:pPr>
+        <w:spacing w:after="220"/>
+      </w:pPr>
       <w:r>
         <w:rPr>
           <w:rFonts w:ascii="Arial" w:hAnsi="Arial"/>
@@ -762,6 +781,9 @@
       </w:r>
     </w:p>
     <w:p>
+      <w:pPr>
+        <w:spacing w:after="220"/>
+      </w:pPr>
       <w:r>
         <w:rPr>
           <w:rFonts w:ascii="Arial" w:hAnsi="Arial"/>
@@ -792,6 +814,9 @@
       </w:r>
     </w:p>
     <w:p>
+      <w:pPr>
+        <w:spacing w:after="220"/>
+      </w:pPr>
       <w:r>
         <w:rPr>
           <w:rFonts w:ascii="Arial" w:hAnsi="Arial"/>
@@ -1736,6 +1761,18 @@
       </w:rPr>
     </w:lvl>
   </w:abstractNum>
+  <w:abstractNum w:abstractNumId="99">
+    <w:multiLevelType w:val="singleLevel"/>
+    <w:lvl w:ilvl="0">
+      <w:start w:val="1"/>
+      <w:numFmt w:val="decimal"/>
+      <w:lvlText w:val="%1."/>
+      <w:lvlJc w:val="left"/>
+      <w:pPr>
+        <w:ind w:left="425" w:hanging="425"/>
+      </w:pPr>
+    </w:lvl>
+  </w:abstractNum>
   <w:num w:numId="1" w16cid:durableId="1505239819">
     <w:abstractNumId w:val="1"/>
   </w:num>
@@ -1744,6 +1781,9 @@
   </w:num>
   <w:num w:numId="3" w16cid:durableId="2062703529">
     <w:abstractNumId w:val="2"/>
+  </w:num>
+  <w:num w:numId="99">
+    <w:abstractNumId w:val="99"/>
   </w:num>
 </w:numbering>
 </file>

--- a/vorlagen/abmahnung_verein.docx
+++ b/vorlagen/abmahnung_verein.docx
@@ -931,6 +931,7 @@
       <w:pgSz w:w="11906" w:h="16838" w:code="9"/>
       <w:pgMar w:top="142" w:right="991" w:bottom="993" w:left="1276" w:header="142" w:footer="207" w:gutter="0"/>
       <w:cols w:space="708"/>
+      <w:titlePg/>
       <w:docGrid w:linePitch="360"/>
     </w:sectPr>
   </w:body>
@@ -968,396 +969,7 @@
 
 <file path=word/footer2.xml><?xml version="1.0" encoding="utf-8"?>
 <w:ftr xmlns:wpc="http://schemas.microsoft.com/office/word/2010/wordprocessingCanvas" xmlns:cx="http://schemas.microsoft.com/office/drawing/2014/chartex" xmlns:cx1="http://schemas.microsoft.com/office/drawing/2015/9/8/chartex" xmlns:cx2="http://schemas.microsoft.com/office/drawing/2015/10/21/chartex" xmlns:cx3="http://schemas.microsoft.com/office/drawing/2016/5/9/chartex" xmlns:cx4="http://schemas.microsoft.com/office/drawing/2016/5/10/chartex" xmlns:cx5="http://schemas.microsoft.com/office/drawing/2016/5/11/chartex" xmlns:cx6="http://schemas.microsoft.com/office/drawing/2016/5/12/chartex" xmlns:cx7="http://schemas.microsoft.com/office/drawing/2016/5/13/chartex" xmlns:cx8="http://schemas.microsoft.com/office/drawing/2016/5/14/chartex" xmlns:mc="http://schemas.openxmlformats.org/markup-compatibility/2006" xmlns:m="http://schemas.openxmlformats.org/officeDocument/2006/math" xmlns:aink="http://schemas.microsoft.com/office/drawing/2016/ink" xmlns:am3d="http://schemas.microsoft.com/office/drawing/2017/model3d" xmlns:oel="http://schemas.microsoft.com/office/2019/extlst" xmlns:r="http://schemas.openxmlformats.org/officeDocument/2006/relationships" xmlns:wp14="http://schemas.microsoft.com/office/word/2010/wordprocessingDrawing" xmlns:wp="http://schemas.openxmlformats.org/drawingml/2006/wordprocessingDrawing" xmlns:wpg="http://schemas.microsoft.com/office/word/2010/wordprocessingGroup" xmlns:wpi="http://schemas.microsoft.com/office/word/2010/wordprocessingInk" xmlns:wps="http://schemas.microsoft.com/office/word/2010/wordprocessingShape" xmlns:o="urn:schemas-microsoft-com:office:office" xmlns:v="urn:schemas-microsoft-com:vml" xmlns:w10="urn:schemas-microsoft-com:office:word" xmlns:w="http://schemas.openxmlformats.org/wordprocessingml/2006/main" xmlns:w14="http://schemas.microsoft.com/office/word/2010/wordml" xmlns:w15="http://schemas.microsoft.com/office/word/2012/wordml" xmlns:w16cex="http://schemas.microsoft.com/office/word/2018/wordml/cex" xmlns:w16cid="http://schemas.microsoft.com/office/word/2016/wordml/cid" xmlns:w16="http://schemas.microsoft.com/office/word/2018/wordml" xmlns:w16sdtdh="http://schemas.microsoft.com/office/word/2020/wordml/sdtdatahash" xmlns:w16sdtfl="http://schemas.microsoft.com/office/word/2024/wordml/sdtformatlock" xmlns:w16se="http://schemas.microsoft.com/office/word/2015/wordml/symex" xmlns:w16du="http://schemas.microsoft.com/office/word/2023/wordml/word16du" xmlns:wne="http://schemas.microsoft.com/office/word/2006/wordml" mc:Ignorable="w14 w15 w16se w16cid w16 w16cex w16sdtdh w16sdtfl w16du wp14">
-  <w:p>
-    <w:pPr>
-      <w:pStyle w:val="Fuzeile"/>
-      <w:jc w:val="center"/>
-      <w:rPr>
-        <w:rFonts w:ascii="Arial" w:hAnsi="Arial" w:cs="Arial"/>
-        <w:b/>
-        <w:color w:val="016A2F"/>
-      </w:rPr>
-    </w:pPr>
-    <w:r>
-      <w:rPr>
-        <w:rFonts w:ascii="Arial" w:hAnsi="Arial" w:cs="Arial"/>
-        <w:color w:val="016A2F"/>
-        <w:sz w:val="20"/>
-      </w:rPr>
-      <w:t xml:space="preserve">Mitglied im Bezirksverband der Gartenfreunde Stuttgart e.V. // </w:t>
-    </w:r>
-    <w:r>
-      <w:rPr>
-        <w:rFonts w:ascii="Arial" w:hAnsi="Arial" w:cs="Arial"/>
-        <w:b/>
-        <w:i/>
-        <w:color w:val="016A2F"/>
-        <w:sz w:val="20"/>
-      </w:rPr>
-      <w:t>natürlich gärtnern &amp; leben</w:t>
-    </w:r>
-  </w:p>
-  <w:p>
-    <w:pPr>
-      <w:pStyle w:val="Fuzeile"/>
-      <w:jc w:val="center"/>
-      <w:rPr>
-        <w:rFonts w:ascii="Arial" w:hAnsi="Arial" w:cs="Arial"/>
-        <w:color w:val="016A2F"/>
-        <w:sz w:val="16"/>
-        <w:szCs w:val="16"/>
-      </w:rPr>
-    </w:pPr>
-  </w:p>
-  <w:p>
-    <w:pPr>
-      <w:pStyle w:val="Fuzeile"/>
-      <w:jc w:val="center"/>
-      <w:rPr>
-        <w:rFonts w:ascii="Arial" w:hAnsi="Arial" w:cs="Arial"/>
-        <w:b/>
-        <w:color w:val="016A2F"/>
-        <w:sz w:val="16"/>
-        <w:szCs w:val="16"/>
-      </w:rPr>
-    </w:pPr>
-    <w:r>
-      <w:rPr>
-        <w:rFonts w:ascii="Arial" w:hAnsi="Arial" w:cs="Arial"/>
-        <w:b/>
-        <w:color w:val="016A2F"/>
-        <w:sz w:val="16"/>
-        <w:szCs w:val="16"/>
-      </w:rPr>
-      <w:t>vorstand@gartenfreunde-sillenbuch.de</w:t>
-    </w:r>
-  </w:p>
-  <w:p>
-    <w:pPr>
-      <w:pStyle w:val="Fuzeile"/>
-      <w:jc w:val="center"/>
-      <w:rPr>
-        <w:rFonts w:ascii="Arial" w:hAnsi="Arial" w:cs="Arial"/>
-        <w:color w:val="016A2F"/>
-        <w:sz w:val="16"/>
-        <w:szCs w:val="16"/>
-      </w:rPr>
-    </w:pPr>
-    <w:r>
-      <w:rPr>
-        <w:rFonts w:ascii="Arial" w:hAnsi="Arial" w:cs="Arial"/>
-        <w:color w:val="016A2F"/>
-        <w:sz w:val="16"/>
-        <w:szCs w:val="16"/>
-      </w:rPr>
-      <w:t xml:space="preserve"> </w:t>
-    </w:r>
-    <w:r>
-      <w:rPr>
-        <w:rFonts w:ascii="Arial" w:hAnsi="Arial" w:cs="Arial"/>
-        <w:color w:val="016A2F"/>
-        <w:sz w:val="16"/>
-        <w:szCs w:val="16"/>
-      </w:rPr>
-      <w:t>S</w:t>
-    </w:r>
-    <w:r>
-      <w:rPr>
-        <w:rFonts w:ascii="Arial" w:hAnsi="Arial" w:cs="Arial"/>
-        <w:color w:val="016A2F"/>
-        <w:sz w:val="16"/>
-        <w:szCs w:val="16"/>
-      </w:rPr>
-      <w:t xml:space="preserve">abine </w:t>
-    </w:r>
-    <w:r>
-      <w:rPr>
-        <w:rFonts w:ascii="Arial" w:hAnsi="Arial" w:cs="Arial"/>
-        <w:color w:val="016A2F"/>
-        <w:sz w:val="16"/>
-        <w:szCs w:val="16"/>
-      </w:rPr>
-      <w:t xml:space="preserve">Metzger c/o Gartenfreunde Sillenbuch e.V., </w:t>
-    </w:r>
-    <w:proofErr w:type="spellStart"/>
-    <w:r>
-      <w:rPr>
-        <w:rFonts w:ascii="Arial" w:hAnsi="Arial" w:cs="Arial"/>
-        <w:color w:val="016A2F"/>
-        <w:sz w:val="16"/>
-        <w:szCs w:val="16"/>
-      </w:rPr>
-      <w:t>Isegrimweg</w:t>
-    </w:r>
-    <w:proofErr w:type="spellEnd"/>
-    <w:r>
-      <w:rPr>
-        <w:rFonts w:ascii="Arial" w:hAnsi="Arial" w:cs="Arial"/>
-        <w:color w:val="016A2F"/>
-        <w:sz w:val="16"/>
-        <w:szCs w:val="16"/>
-      </w:rPr>
-      <w:t xml:space="preserve"> 30, 70619 Stuttgart, Tel: 0711/443161</w:t>
-    </w:r>
-  </w:p>
-  <w:p>
-    <w:pPr>
-      <w:pStyle w:val="Fuzeile"/>
-      <w:jc w:val="center"/>
-      <w:rPr>
-        <w:rFonts w:ascii="Arial" w:hAnsi="Arial" w:cs="Arial"/>
-        <w:color w:val="016A2F"/>
-        <w:sz w:val="16"/>
-        <w:szCs w:val="16"/>
-      </w:rPr>
-    </w:pPr>
-    <w:r>
-      <w:rPr>
-        <w:rFonts w:ascii="Arial" w:hAnsi="Arial" w:cs="Arial"/>
-        <w:color w:val="016A2F"/>
-        <w:sz w:val="16"/>
-        <w:szCs w:val="16"/>
-      </w:rPr>
-      <w:t>www.gartenfreunde-sillenbuch.de</w:t>
-    </w:r>
-  </w:p>
-  <w:p>
-    <w:pPr>
-      <w:pStyle w:val="Fuzeile"/>
-      <w:jc w:val="center"/>
-      <w:rPr>
-        <w:rFonts w:ascii="Arial" w:hAnsi="Arial" w:cs="Arial"/>
-        <w:b/>
-        <w:color w:val="016A2F"/>
-        <w:sz w:val="16"/>
-        <w:szCs w:val="16"/>
-      </w:rPr>
-    </w:pPr>
-    <w:r>
-      <w:rPr>
-        <w:rFonts w:ascii="Arial" w:hAnsi="Arial" w:cs="Arial"/>
-        <w:b/>
-        <w:color w:val="016A2F"/>
-        <w:sz w:val="16"/>
-        <w:szCs w:val="16"/>
-      </w:rPr>
-      <w:t xml:space="preserve">Volksbank Stuttgart </w:t>
-    </w:r>
-    <w:r>
-      <w:rPr>
-        <w:rFonts w:ascii="Arial" w:hAnsi="Arial" w:cs="Arial"/>
-        <w:b/>
-        <w:bCs/>
-        <w:color w:val="016A2F"/>
-        <w:sz w:val="16"/>
-        <w:szCs w:val="16"/>
-      </w:rPr>
-      <w:t>IBAN: DE13 6009 0100 0044 1430 01 BIC: VOBA</w:t>
-    </w:r>
-    <w:r>
-      <w:rPr>
-        <w:rFonts w:ascii="Arial" w:hAnsi="Arial" w:cs="Arial"/>
-        <w:b/>
-        <w:bCs/>
-        <w:color w:val="016A2F"/>
-        <w:sz w:val="16"/>
-        <w:szCs w:val="16"/>
-      </w:rPr>
-      <w:fldChar w:fldCharType="begin"/>
-    </w:r>
-    <w:r>
-      <w:rPr>
-        <w:rFonts w:ascii="Arial" w:hAnsi="Arial" w:cs="Arial"/>
-        <w:b/>
-        <w:bCs/>
-        <w:color w:val="016A2F"/>
-        <w:sz w:val="16"/>
-        <w:szCs w:val="16"/>
-      </w:rPr>
-      <w:instrText xml:space="preserve">  </w:instrText>
-    </w:r>
-    <w:r>
-      <w:rPr>
-        <w:rFonts w:ascii="Arial" w:hAnsi="Arial" w:cs="Arial"/>
-        <w:b/>
-        <w:bCs/>
-        <w:color w:val="016A2F"/>
-        <w:sz w:val="16"/>
-        <w:szCs w:val="16"/>
-      </w:rPr>
-      <w:fldChar w:fldCharType="end"/>
-    </w:r>
-    <w:r>
-      <w:rPr>
-        <w:rFonts w:ascii="Arial" w:hAnsi="Arial" w:cs="Arial"/>
-        <w:b/>
-        <w:bCs/>
-        <w:color w:val="016A2F"/>
-        <w:sz w:val="16"/>
-        <w:szCs w:val="16"/>
-      </w:rPr>
-      <w:t>DESS</w:t>
-    </w:r>
-  </w:p>
-  <w:p>
-    <w:pPr>
-      <w:pStyle w:val="Fuzeile"/>
-      <w:jc w:val="center"/>
-      <w:rPr>
-        <w:rFonts w:ascii="Arial" w:hAnsi="Arial" w:cs="Arial"/>
-        <w:color w:val="016A2F"/>
-        <w:sz w:val="16"/>
-        <w:szCs w:val="16"/>
-      </w:rPr>
-    </w:pPr>
-    <w:r>
-      <w:rPr>
-        <w:rFonts w:ascii="Arial" w:hAnsi="Arial" w:cs="Arial"/>
-        <w:color w:val="016A2F"/>
-        <w:sz w:val="16"/>
-        <w:szCs w:val="16"/>
-      </w:rPr>
-      <w:t>V</w:t>
-    </w:r>
-    <w:r>
-      <w:rPr>
-        <w:rFonts w:ascii="Arial" w:hAnsi="Arial" w:cs="Arial"/>
-        <w:color w:val="016A2F"/>
-        <w:sz w:val="16"/>
-        <w:szCs w:val="16"/>
-      </w:rPr>
-      <w:t>ereinsv</w:t>
-    </w:r>
-    <w:r>
-      <w:rPr>
-        <w:rFonts w:ascii="Arial" w:hAnsi="Arial" w:cs="Arial"/>
-        <w:color w:val="016A2F"/>
-        <w:sz w:val="16"/>
-        <w:szCs w:val="16"/>
-      </w:rPr>
-      <w:t>orst</w:t>
-    </w:r>
-    <w:r>
-      <w:rPr>
-        <w:rFonts w:ascii="Arial" w:hAnsi="Arial" w:cs="Arial"/>
-        <w:color w:val="016A2F"/>
-        <w:sz w:val="16"/>
-        <w:szCs w:val="16"/>
-      </w:rPr>
-      <w:t>and</w:t>
-    </w:r>
-    <w:r>
-      <w:rPr>
-        <w:rFonts w:ascii="Arial" w:hAnsi="Arial" w:cs="Arial"/>
-        <w:color w:val="016A2F"/>
-        <w:sz w:val="16"/>
-        <w:szCs w:val="16"/>
-      </w:rPr>
-      <w:t>: S</w:t>
-    </w:r>
-    <w:r>
-      <w:rPr>
-        <w:rFonts w:ascii="Arial" w:hAnsi="Arial" w:cs="Arial"/>
-        <w:color w:val="016A2F"/>
-        <w:sz w:val="16"/>
-        <w:szCs w:val="16"/>
-      </w:rPr>
-      <w:t>abine</w:t>
-    </w:r>
-    <w:r>
-      <w:rPr>
-        <w:rFonts w:ascii="Arial" w:hAnsi="Arial" w:cs="Arial"/>
-        <w:color w:val="016A2F"/>
-        <w:sz w:val="16"/>
-        <w:szCs w:val="16"/>
-      </w:rPr>
-      <w:t xml:space="preserve"> Metzger, </w:t>
-    </w:r>
-    <w:r>
-      <w:rPr>
-        <w:rFonts w:ascii="Arial" w:hAnsi="Arial" w:cs="Arial"/>
-        <w:color w:val="016A2F"/>
-        <w:sz w:val="16"/>
-        <w:szCs w:val="16"/>
-      </w:rPr>
-      <w:t>Sascha Theißen</w:t>
-    </w:r>
-    <w:r>
-      <w:rPr>
-        <w:rFonts w:ascii="Arial" w:hAnsi="Arial" w:cs="Arial"/>
-        <w:color w:val="016A2F"/>
-        <w:sz w:val="16"/>
-        <w:szCs w:val="16"/>
-      </w:rPr>
-      <w:t xml:space="preserve">, </w:t>
-    </w:r>
-    <w:r>
-      <w:rPr>
-        <w:rFonts w:ascii="Arial" w:hAnsi="Arial" w:cs="Arial"/>
-        <w:color w:val="016A2F"/>
-        <w:sz w:val="16"/>
-        <w:szCs w:val="16"/>
-      </w:rPr>
-      <w:t>Erika Strack</w:t>
-    </w:r>
-    <w:r>
-      <w:rPr>
-        <w:rFonts w:ascii="Arial" w:hAnsi="Arial" w:cs="Arial"/>
-        <w:color w:val="016A2F"/>
-        <w:sz w:val="16"/>
-        <w:szCs w:val="16"/>
-      </w:rPr>
-      <w:t>, S</w:t>
-    </w:r>
-    <w:r>
-      <w:rPr>
-        <w:rFonts w:ascii="Arial" w:hAnsi="Arial" w:cs="Arial"/>
-        <w:color w:val="016A2F"/>
-        <w:sz w:val="16"/>
-        <w:szCs w:val="16"/>
-      </w:rPr>
-      <w:t>onja</w:t>
-    </w:r>
-    <w:r>
-      <w:rPr>
-        <w:rFonts w:ascii="Arial" w:hAnsi="Arial" w:cs="Arial"/>
-        <w:color w:val="016A2F"/>
-        <w:sz w:val="16"/>
-        <w:szCs w:val="16"/>
-      </w:rPr>
-      <w:t xml:space="preserve"> Theißen, N</w:t>
-    </w:r>
-    <w:r>
-      <w:rPr>
-        <w:rFonts w:ascii="Arial" w:hAnsi="Arial" w:cs="Arial"/>
-        <w:color w:val="016A2F"/>
-        <w:sz w:val="16"/>
-        <w:szCs w:val="16"/>
-      </w:rPr>
-      <w:t>icole</w:t>
-    </w:r>
-    <w:r>
-      <w:rPr>
-        <w:rFonts w:ascii="Arial" w:hAnsi="Arial" w:cs="Arial"/>
-        <w:color w:val="016A2F"/>
-        <w:sz w:val="16"/>
-        <w:szCs w:val="16"/>
-      </w:rPr>
-      <w:t xml:space="preserve"> Boine </w:t>
-    </w:r>
-  </w:p>
-  <w:p>
-    <w:pPr>
-      <w:pStyle w:val="Fuzeile"/>
-      <w:jc w:val="center"/>
-      <w:rPr>
-        <w:rFonts w:ascii="Arial" w:hAnsi="Arial" w:cs="Arial"/>
-        <w:color w:val="016A2F"/>
-        <w:sz w:val="16"/>
-        <w:szCs w:val="16"/>
-      </w:rPr>
-    </w:pPr>
-  </w:p>
+  <w:p/>
 </w:ftr>
 </file>
 
@@ -1366,6 +978,391 @@
   <w:p>
     <w:pPr>
       <w:pStyle w:val="Fuzeile"/>
+      <w:jc w:val="center"/>
+      <w:rPr>
+        <w:rFonts w:ascii="Arial" w:hAnsi="Arial" w:cs="Arial"/>
+        <w:b/>
+        <w:color w:val="016A2F"/>
+      </w:rPr>
+    </w:pPr>
+    <w:r>
+      <w:rPr>
+        <w:rFonts w:ascii="Arial" w:hAnsi="Arial" w:cs="Arial"/>
+        <w:color w:val="016A2F"/>
+        <w:sz w:val="20"/>
+      </w:rPr>
+      <w:t xml:space="preserve">Mitglied im Bezirksverband der Gartenfreunde Stuttgart e.V. // </w:t>
+    </w:r>
+    <w:r>
+      <w:rPr>
+        <w:rFonts w:ascii="Arial" w:hAnsi="Arial" w:cs="Arial"/>
+        <w:b/>
+        <w:i/>
+        <w:color w:val="016A2F"/>
+        <w:sz w:val="20"/>
+      </w:rPr>
+      <w:t>natürlich gärtnern &amp; leben</w:t>
+    </w:r>
+  </w:p>
+  <w:p>
+    <w:pPr>
+      <w:pStyle w:val="Fuzeile"/>
+      <w:jc w:val="center"/>
+      <w:rPr>
+        <w:rFonts w:ascii="Arial" w:hAnsi="Arial" w:cs="Arial"/>
+        <w:color w:val="016A2F"/>
+        <w:sz w:val="16"/>
+        <w:szCs w:val="16"/>
+      </w:rPr>
+    </w:pPr>
+  </w:p>
+  <w:p>
+    <w:pPr>
+      <w:pStyle w:val="Fuzeile"/>
+      <w:jc w:val="center"/>
+      <w:rPr>
+        <w:rFonts w:ascii="Arial" w:hAnsi="Arial" w:cs="Arial"/>
+        <w:b/>
+        <w:color w:val="016A2F"/>
+        <w:sz w:val="16"/>
+        <w:szCs w:val="16"/>
+      </w:rPr>
+    </w:pPr>
+    <w:r>
+      <w:rPr>
+        <w:rFonts w:ascii="Arial" w:hAnsi="Arial" w:cs="Arial"/>
+        <w:b/>
+        <w:color w:val="016A2F"/>
+        <w:sz w:val="16"/>
+        <w:szCs w:val="16"/>
+      </w:rPr>
+      <w:t>vorstand@gartenfreunde-sillenbuch.de</w:t>
+    </w:r>
+  </w:p>
+  <w:p>
+    <w:pPr>
+      <w:pStyle w:val="Fuzeile"/>
+      <w:jc w:val="center"/>
+      <w:rPr>
+        <w:rFonts w:ascii="Arial" w:hAnsi="Arial" w:cs="Arial"/>
+        <w:color w:val="016A2F"/>
+        <w:sz w:val="16"/>
+        <w:szCs w:val="16"/>
+      </w:rPr>
+    </w:pPr>
+    <w:r>
+      <w:rPr>
+        <w:rFonts w:ascii="Arial" w:hAnsi="Arial" w:cs="Arial"/>
+        <w:color w:val="016A2F"/>
+        <w:sz w:val="16"/>
+        <w:szCs w:val="16"/>
+      </w:rPr>
+      <w:t xml:space="preserve"> </w:t>
+    </w:r>
+    <w:r>
+      <w:rPr>
+        <w:rFonts w:ascii="Arial" w:hAnsi="Arial" w:cs="Arial"/>
+        <w:color w:val="016A2F"/>
+        <w:sz w:val="16"/>
+        <w:szCs w:val="16"/>
+      </w:rPr>
+      <w:t>S</w:t>
+    </w:r>
+    <w:r>
+      <w:rPr>
+        <w:rFonts w:ascii="Arial" w:hAnsi="Arial" w:cs="Arial"/>
+        <w:color w:val="016A2F"/>
+        <w:sz w:val="16"/>
+        <w:szCs w:val="16"/>
+      </w:rPr>
+      <w:t xml:space="preserve">abine </w:t>
+    </w:r>
+    <w:r>
+      <w:rPr>
+        <w:rFonts w:ascii="Arial" w:hAnsi="Arial" w:cs="Arial"/>
+        <w:color w:val="016A2F"/>
+        <w:sz w:val="16"/>
+        <w:szCs w:val="16"/>
+      </w:rPr>
+      <w:t xml:space="preserve">Metzger c/o Gartenfreunde Sillenbuch e.V., </w:t>
+    </w:r>
+    <w:proofErr w:type="spellStart"/>
+    <w:r>
+      <w:rPr>
+        <w:rFonts w:ascii="Arial" w:hAnsi="Arial" w:cs="Arial"/>
+        <w:color w:val="016A2F"/>
+        <w:sz w:val="16"/>
+        <w:szCs w:val="16"/>
+      </w:rPr>
+      <w:t>Isegrimweg</w:t>
+    </w:r>
+    <w:proofErr w:type="spellEnd"/>
+    <w:r>
+      <w:rPr>
+        <w:rFonts w:ascii="Arial" w:hAnsi="Arial" w:cs="Arial"/>
+        <w:color w:val="016A2F"/>
+        <w:sz w:val="16"/>
+        <w:szCs w:val="16"/>
+      </w:rPr>
+      <w:t xml:space="preserve"> 30, 70619 Stuttgart, Tel: 0711/443161</w:t>
+    </w:r>
+  </w:p>
+  <w:p>
+    <w:pPr>
+      <w:pStyle w:val="Fuzeile"/>
+      <w:jc w:val="center"/>
+      <w:rPr>
+        <w:rFonts w:ascii="Arial" w:hAnsi="Arial" w:cs="Arial"/>
+        <w:color w:val="016A2F"/>
+        <w:sz w:val="16"/>
+        <w:szCs w:val="16"/>
+      </w:rPr>
+    </w:pPr>
+    <w:r>
+      <w:rPr>
+        <w:rFonts w:ascii="Arial" w:hAnsi="Arial" w:cs="Arial"/>
+        <w:color w:val="016A2F"/>
+        <w:sz w:val="16"/>
+        <w:szCs w:val="16"/>
+      </w:rPr>
+      <w:t>www.gartenfreunde-sillenbuch.de</w:t>
+    </w:r>
+  </w:p>
+  <w:p>
+    <w:pPr>
+      <w:pStyle w:val="Fuzeile"/>
+      <w:jc w:val="center"/>
+      <w:rPr>
+        <w:rFonts w:ascii="Arial" w:hAnsi="Arial" w:cs="Arial"/>
+        <w:b/>
+        <w:color w:val="016A2F"/>
+        <w:sz w:val="16"/>
+        <w:szCs w:val="16"/>
+      </w:rPr>
+    </w:pPr>
+    <w:r>
+      <w:rPr>
+        <w:rFonts w:ascii="Arial" w:hAnsi="Arial" w:cs="Arial"/>
+        <w:b/>
+        <w:color w:val="016A2F"/>
+        <w:sz w:val="16"/>
+        <w:szCs w:val="16"/>
+      </w:rPr>
+      <w:t xml:space="preserve">Volksbank Stuttgart </w:t>
+    </w:r>
+    <w:r>
+      <w:rPr>
+        <w:rFonts w:ascii="Arial" w:hAnsi="Arial" w:cs="Arial"/>
+        <w:b/>
+        <w:bCs/>
+        <w:color w:val="016A2F"/>
+        <w:sz w:val="16"/>
+        <w:szCs w:val="16"/>
+      </w:rPr>
+      <w:t>IBAN: DE13 6009 0100 0044 1430 01 BIC: VOBA</w:t>
+    </w:r>
+    <w:r>
+      <w:rPr>
+        <w:rFonts w:ascii="Arial" w:hAnsi="Arial" w:cs="Arial"/>
+        <w:b/>
+        <w:bCs/>
+        <w:color w:val="016A2F"/>
+        <w:sz w:val="16"/>
+        <w:szCs w:val="16"/>
+      </w:rPr>
+      <w:fldChar w:fldCharType="begin"/>
+    </w:r>
+    <w:r>
+      <w:rPr>
+        <w:rFonts w:ascii="Arial" w:hAnsi="Arial" w:cs="Arial"/>
+        <w:b/>
+        <w:bCs/>
+        <w:color w:val="016A2F"/>
+        <w:sz w:val="16"/>
+        <w:szCs w:val="16"/>
+      </w:rPr>
+      <w:instrText xml:space="preserve">  </w:instrText>
+    </w:r>
+    <w:r>
+      <w:rPr>
+        <w:rFonts w:ascii="Arial" w:hAnsi="Arial" w:cs="Arial"/>
+        <w:b/>
+        <w:bCs/>
+        <w:color w:val="016A2F"/>
+        <w:sz w:val="16"/>
+        <w:szCs w:val="16"/>
+      </w:rPr>
+      <w:fldChar w:fldCharType="end"/>
+    </w:r>
+    <w:r>
+      <w:rPr>
+        <w:rFonts w:ascii="Arial" w:hAnsi="Arial" w:cs="Arial"/>
+        <w:b/>
+        <w:bCs/>
+        <w:color w:val="016A2F"/>
+        <w:sz w:val="16"/>
+        <w:szCs w:val="16"/>
+      </w:rPr>
+      <w:t>DESS</w:t>
+    </w:r>
+  </w:p>
+  <w:p>
+    <w:pPr>
+      <w:pStyle w:val="Fuzeile"/>
+      <w:jc w:val="center"/>
+      <w:rPr>
+        <w:rFonts w:ascii="Arial" w:hAnsi="Arial" w:cs="Arial"/>
+        <w:color w:val="016A2F"/>
+        <w:sz w:val="16"/>
+        <w:szCs w:val="16"/>
+      </w:rPr>
+    </w:pPr>
+    <w:r>
+      <w:rPr>
+        <w:rFonts w:ascii="Arial" w:hAnsi="Arial" w:cs="Arial"/>
+        <w:color w:val="016A2F"/>
+        <w:sz w:val="16"/>
+        <w:szCs w:val="16"/>
+      </w:rPr>
+      <w:t>V</w:t>
+    </w:r>
+    <w:r>
+      <w:rPr>
+        <w:rFonts w:ascii="Arial" w:hAnsi="Arial" w:cs="Arial"/>
+        <w:color w:val="016A2F"/>
+        <w:sz w:val="16"/>
+        <w:szCs w:val="16"/>
+      </w:rPr>
+      <w:t>ereinsv</w:t>
+    </w:r>
+    <w:r>
+      <w:rPr>
+        <w:rFonts w:ascii="Arial" w:hAnsi="Arial" w:cs="Arial"/>
+        <w:color w:val="016A2F"/>
+        <w:sz w:val="16"/>
+        <w:szCs w:val="16"/>
+      </w:rPr>
+      <w:t>orst</w:t>
+    </w:r>
+    <w:r>
+      <w:rPr>
+        <w:rFonts w:ascii="Arial" w:hAnsi="Arial" w:cs="Arial"/>
+        <w:color w:val="016A2F"/>
+        <w:sz w:val="16"/>
+        <w:szCs w:val="16"/>
+      </w:rPr>
+      <w:t>and</w:t>
+    </w:r>
+    <w:r>
+      <w:rPr>
+        <w:rFonts w:ascii="Arial" w:hAnsi="Arial" w:cs="Arial"/>
+        <w:color w:val="016A2F"/>
+        <w:sz w:val="16"/>
+        <w:szCs w:val="16"/>
+      </w:rPr>
+      <w:t>: S</w:t>
+    </w:r>
+    <w:r>
+      <w:rPr>
+        <w:rFonts w:ascii="Arial" w:hAnsi="Arial" w:cs="Arial"/>
+        <w:color w:val="016A2F"/>
+        <w:sz w:val="16"/>
+        <w:szCs w:val="16"/>
+      </w:rPr>
+      <w:t>abine</w:t>
+    </w:r>
+    <w:r>
+      <w:rPr>
+        <w:rFonts w:ascii="Arial" w:hAnsi="Arial" w:cs="Arial"/>
+        <w:color w:val="016A2F"/>
+        <w:sz w:val="16"/>
+        <w:szCs w:val="16"/>
+      </w:rPr>
+      <w:t xml:space="preserve"> Metzger, </w:t>
+    </w:r>
+    <w:r>
+      <w:rPr>
+        <w:rFonts w:ascii="Arial" w:hAnsi="Arial" w:cs="Arial"/>
+        <w:color w:val="016A2F"/>
+        <w:sz w:val="16"/>
+        <w:szCs w:val="16"/>
+      </w:rPr>
+      <w:t>Sascha Theißen</w:t>
+    </w:r>
+    <w:r>
+      <w:rPr>
+        <w:rFonts w:ascii="Arial" w:hAnsi="Arial" w:cs="Arial"/>
+        <w:color w:val="016A2F"/>
+        <w:sz w:val="16"/>
+        <w:szCs w:val="16"/>
+      </w:rPr>
+      <w:t xml:space="preserve">, </w:t>
+    </w:r>
+    <w:r>
+      <w:rPr>
+        <w:rFonts w:ascii="Arial" w:hAnsi="Arial" w:cs="Arial"/>
+        <w:color w:val="016A2F"/>
+        <w:sz w:val="16"/>
+        <w:szCs w:val="16"/>
+      </w:rPr>
+      <w:t>Erika Strack</w:t>
+    </w:r>
+    <w:r>
+      <w:rPr>
+        <w:rFonts w:ascii="Arial" w:hAnsi="Arial" w:cs="Arial"/>
+        <w:color w:val="016A2F"/>
+        <w:sz w:val="16"/>
+        <w:szCs w:val="16"/>
+      </w:rPr>
+      <w:t>, S</w:t>
+    </w:r>
+    <w:r>
+      <w:rPr>
+        <w:rFonts w:ascii="Arial" w:hAnsi="Arial" w:cs="Arial"/>
+        <w:color w:val="016A2F"/>
+        <w:sz w:val="16"/>
+        <w:szCs w:val="16"/>
+      </w:rPr>
+      <w:t>onja</w:t>
+    </w:r>
+    <w:r>
+      <w:rPr>
+        <w:rFonts w:ascii="Arial" w:hAnsi="Arial" w:cs="Arial"/>
+        <w:color w:val="016A2F"/>
+        <w:sz w:val="16"/>
+        <w:szCs w:val="16"/>
+      </w:rPr>
+      <w:t xml:space="preserve"> Theißen, N</w:t>
+    </w:r>
+    <w:r>
+      <w:rPr>
+        <w:rFonts w:ascii="Arial" w:hAnsi="Arial" w:cs="Arial"/>
+        <w:color w:val="016A2F"/>
+        <w:sz w:val="16"/>
+        <w:szCs w:val="16"/>
+      </w:rPr>
+      <w:t>icole</w:t>
+    </w:r>
+    <w:r>
+      <w:rPr>
+        <w:rFonts w:ascii="Arial" w:hAnsi="Arial" w:cs="Arial"/>
+        <w:color w:val="016A2F"/>
+        <w:sz w:val="16"/>
+        <w:szCs w:val="16"/>
+      </w:rPr>
+      <w:t xml:space="preserve"> Boine </w:t>
+    </w:r>
+  </w:p>
+  <w:p>
+    <w:pPr>
+      <w:pStyle w:val="Fuzeile"/>
+      <w:jc w:val="center"/>
+      <w:rPr>
+        <w:rFonts w:ascii="Arial" w:hAnsi="Arial" w:cs="Arial"/>
+        <w:color w:val="016A2F"/>
+        <w:sz w:val="16"/>
+        <w:szCs w:val="16"/>
+      </w:rPr>
     </w:pPr>
   </w:p>
 </w:ftr>

--- a/vorlagen/abmahnung_verein.docx
+++ b/vorlagen/abmahnung_verein.docx
@@ -985,6 +985,9 @@
         <w:color w:val="016A2F"/>
       </w:rPr>
     </w:pPr>
+    <w:bookmarkStart w:id="0" w:name="OLE_LINK1"/>
+    <w:bookmarkStart w:id="1" w:name="OLE_LINK2"/>
+    <w:bookmarkStart w:id="2" w:name="_Hlk234907869"/>
     <w:r>
       <w:rPr>
         <w:rFonts w:ascii="Arial" w:hAnsi="Arial" w:cs="Arial"/>
@@ -1006,7 +1009,6 @@
   </w:p>
   <w:p>
     <w:pPr>
-      <w:pStyle w:val="Fuzeile"/>
       <w:jc w:val="center"/>
       <w:rPr>
         <w:rFonts w:ascii="Arial" w:hAnsi="Arial" w:cs="Arial"/>
@@ -1018,11 +1020,9 @@
   </w:p>
   <w:p>
     <w:pPr>
-      <w:pStyle w:val="Fuzeile"/>
       <w:jc w:val="center"/>
       <w:rPr>
         <w:rFonts w:ascii="Arial" w:hAnsi="Arial" w:cs="Arial"/>
-        <w:b/>
         <w:color w:val="016A2F"/>
         <w:sz w:val="16"/>
         <w:szCs w:val="16"/>
@@ -1031,17 +1031,35 @@
     <w:r>
       <w:rPr>
         <w:rFonts w:ascii="Arial" w:hAnsi="Arial" w:cs="Arial"/>
-        <w:b/>
         <w:color w:val="016A2F"/>
         <w:sz w:val="16"/>
         <w:szCs w:val="16"/>
       </w:rPr>
-      <w:t>vorstand@gartenfreunde-sillenbuch.de</w:t>
+      <w:t xml:space="preserve">Kontakt: S. Metzger c/o Gartenfreunde Sillenbuch e.V., </w:t>
+    </w:r>
+    <w:proofErr w:type="spellStart"/>
+    <w:r>
+      <w:rPr>
+        <w:rFonts w:ascii="Arial" w:hAnsi="Arial" w:cs="Arial"/>
+        <w:color w:val="016A2F"/>
+        <w:sz w:val="16"/>
+        <w:szCs w:val="16"/>
+      </w:rPr>
+      <w:t>Isegrimweg</w:t>
+    </w:r>
+    <w:proofErr w:type="spellEnd"/>
+    <w:r>
+      <w:rPr>
+        <w:rFonts w:ascii="Arial" w:hAnsi="Arial" w:cs="Arial"/>
+        <w:color w:val="016A2F"/>
+        <w:sz w:val="16"/>
+        <w:szCs w:val="16"/>
+      </w:rPr>
+      <w:t xml:space="preserve"> 30, 70619 Stuttgart, Tel: 0711/443161 </w:t>
     </w:r>
   </w:p>
   <w:p>
     <w:pPr>
-      <w:pStyle w:val="Fuzeile"/>
       <w:jc w:val="center"/>
       <w:rPr>
         <w:rFonts w:ascii="Arial" w:hAnsi="Arial" w:cs="Arial"/>
@@ -1057,17 +1075,19 @@
         <w:sz w:val="16"/>
         <w:szCs w:val="16"/>
       </w:rPr>
-      <w:t xml:space="preserve"> </w:t>
+      <w:t xml:space="preserve">E-Mail: vorstand@gartenfreunde-sillenbuch.de, Volksbank Stuttgart IBAN: DE13 6009 0100 0044 1430 01 BIC: VOBADESS </w:t>
     </w:r>
-    <w:r>
+  </w:p>
+  <w:p>
+    <w:pPr>
+      <w:jc w:val="center"/>
       <w:rPr>
         <w:rFonts w:ascii="Arial" w:hAnsi="Arial" w:cs="Arial"/>
         <w:color w:val="016A2F"/>
         <w:sz w:val="16"/>
         <w:szCs w:val="16"/>
       </w:rPr>
-      <w:t>S</w:t>
-    </w:r>
+    </w:pPr>
     <w:r>
       <w:rPr>
         <w:rFonts w:ascii="Arial" w:hAnsi="Arial" w:cs="Arial"/>
@@ -1075,295 +1095,11 @@
         <w:sz w:val="16"/>
         <w:szCs w:val="16"/>
       </w:rPr>
-      <w:t xml:space="preserve">abine </w:t>
+      <w:t>Vorstände: S. Metzger, S. Theißen, E. Strack, S. Theißen, N. Boine, Internet: www.gartenfreunde-sillenbuch.de</w:t>
     </w:r>
-    <w:r>
-      <w:rPr>
-        <w:rFonts w:ascii="Arial" w:hAnsi="Arial" w:cs="Arial"/>
-        <w:color w:val="016A2F"/>
-        <w:sz w:val="16"/>
-        <w:szCs w:val="16"/>
-      </w:rPr>
-      <w:t xml:space="preserve">Metzger c/o Gartenfreunde Sillenbuch e.V., </w:t>
-    </w:r>
-    <w:proofErr w:type="spellStart"/>
-    <w:r>
-      <w:rPr>
-        <w:rFonts w:ascii="Arial" w:hAnsi="Arial" w:cs="Arial"/>
-        <w:color w:val="016A2F"/>
-        <w:sz w:val="16"/>
-        <w:szCs w:val="16"/>
-      </w:rPr>
-      <w:t>Isegrimweg</w:t>
-    </w:r>
-    <w:proofErr w:type="spellEnd"/>
-    <w:r>
-      <w:rPr>
-        <w:rFonts w:ascii="Arial" w:hAnsi="Arial" w:cs="Arial"/>
-        <w:color w:val="016A2F"/>
-        <w:sz w:val="16"/>
-        <w:szCs w:val="16"/>
-      </w:rPr>
-      <w:t xml:space="preserve"> 30, 70619 Stuttgart, Tel: 0711/443161</w:t>
-    </w:r>
-  </w:p>
-  <w:p>
-    <w:pPr>
-      <w:pStyle w:val="Fuzeile"/>
-      <w:jc w:val="center"/>
-      <w:rPr>
-        <w:rFonts w:ascii="Arial" w:hAnsi="Arial" w:cs="Arial"/>
-        <w:color w:val="016A2F"/>
-        <w:sz w:val="16"/>
-        <w:szCs w:val="16"/>
-      </w:rPr>
-    </w:pPr>
-    <w:r>
-      <w:rPr>
-        <w:rFonts w:ascii="Arial" w:hAnsi="Arial" w:cs="Arial"/>
-        <w:color w:val="016A2F"/>
-        <w:sz w:val="16"/>
-        <w:szCs w:val="16"/>
-      </w:rPr>
-      <w:t>www.gartenfreunde-sillenbuch.de</w:t>
-    </w:r>
-  </w:p>
-  <w:p>
-    <w:pPr>
-      <w:pStyle w:val="Fuzeile"/>
-      <w:jc w:val="center"/>
-      <w:rPr>
-        <w:rFonts w:ascii="Arial" w:hAnsi="Arial" w:cs="Arial"/>
-        <w:b/>
-        <w:color w:val="016A2F"/>
-        <w:sz w:val="16"/>
-        <w:szCs w:val="16"/>
-      </w:rPr>
-    </w:pPr>
-    <w:r>
-      <w:rPr>
-        <w:rFonts w:ascii="Arial" w:hAnsi="Arial" w:cs="Arial"/>
-        <w:b/>
-        <w:color w:val="016A2F"/>
-        <w:sz w:val="16"/>
-        <w:szCs w:val="16"/>
-      </w:rPr>
-      <w:t xml:space="preserve">Volksbank Stuttgart </w:t>
-    </w:r>
-    <w:r>
-      <w:rPr>
-        <w:rFonts w:ascii="Arial" w:hAnsi="Arial" w:cs="Arial"/>
-        <w:b/>
-        <w:bCs/>
-        <w:color w:val="016A2F"/>
-        <w:sz w:val="16"/>
-        <w:szCs w:val="16"/>
-      </w:rPr>
-      <w:t>IBAN: DE13 6009 0100 0044 1430 01 BIC: VOBA</w:t>
-    </w:r>
-    <w:r>
-      <w:rPr>
-        <w:rFonts w:ascii="Arial" w:hAnsi="Arial" w:cs="Arial"/>
-        <w:b/>
-        <w:bCs/>
-        <w:color w:val="016A2F"/>
-        <w:sz w:val="16"/>
-        <w:szCs w:val="16"/>
-      </w:rPr>
-      <w:fldChar w:fldCharType="begin"/>
-    </w:r>
-    <w:r>
-      <w:rPr>
-        <w:rFonts w:ascii="Arial" w:hAnsi="Arial" w:cs="Arial"/>
-        <w:b/>
-        <w:bCs/>
-        <w:color w:val="016A2F"/>
-        <w:sz w:val="16"/>
-        <w:szCs w:val="16"/>
-      </w:rPr>
-      <w:instrText xml:space="preserve">  </w:instrText>
-    </w:r>
-    <w:r>
-      <w:rPr>
-        <w:rFonts w:ascii="Arial" w:hAnsi="Arial" w:cs="Arial"/>
-        <w:b/>
-        <w:bCs/>
-        <w:color w:val="016A2F"/>
-        <w:sz w:val="16"/>
-        <w:szCs w:val="16"/>
-      </w:rPr>
-      <w:fldChar w:fldCharType="end"/>
-    </w:r>
-    <w:r>
-      <w:rPr>
-        <w:rFonts w:ascii="Arial" w:hAnsi="Arial" w:cs="Arial"/>
-        <w:b/>
-        <w:bCs/>
-        <w:color w:val="016A2F"/>
-        <w:sz w:val="16"/>
-        <w:szCs w:val="16"/>
-      </w:rPr>
-      <w:t>DESS</w:t>
-    </w:r>
-  </w:p>
-  <w:p>
-    <w:pPr>
-      <w:pStyle w:val="Fuzeile"/>
-      <w:jc w:val="center"/>
-      <w:rPr>
-        <w:rFonts w:ascii="Arial" w:hAnsi="Arial" w:cs="Arial"/>
-        <w:color w:val="016A2F"/>
-        <w:sz w:val="16"/>
-        <w:szCs w:val="16"/>
-      </w:rPr>
-    </w:pPr>
-    <w:r>
-      <w:rPr>
-        <w:rFonts w:ascii="Arial" w:hAnsi="Arial" w:cs="Arial"/>
-        <w:color w:val="016A2F"/>
-        <w:sz w:val="16"/>
-        <w:szCs w:val="16"/>
-      </w:rPr>
-      <w:t>V</w:t>
-    </w:r>
-    <w:r>
-      <w:rPr>
-        <w:rFonts w:ascii="Arial" w:hAnsi="Arial" w:cs="Arial"/>
-        <w:color w:val="016A2F"/>
-        <w:sz w:val="16"/>
-        <w:szCs w:val="16"/>
-      </w:rPr>
-      <w:t>ereinsv</w:t>
-    </w:r>
-    <w:r>
-      <w:rPr>
-        <w:rFonts w:ascii="Arial" w:hAnsi="Arial" w:cs="Arial"/>
-        <w:color w:val="016A2F"/>
-        <w:sz w:val="16"/>
-        <w:szCs w:val="16"/>
-      </w:rPr>
-      <w:t>orst</w:t>
-    </w:r>
-    <w:r>
-      <w:rPr>
-        <w:rFonts w:ascii="Arial" w:hAnsi="Arial" w:cs="Arial"/>
-        <w:color w:val="016A2F"/>
-        <w:sz w:val="16"/>
-        <w:szCs w:val="16"/>
-      </w:rPr>
-      <w:t>and</w:t>
-    </w:r>
-    <w:r>
-      <w:rPr>
-        <w:rFonts w:ascii="Arial" w:hAnsi="Arial" w:cs="Arial"/>
-        <w:color w:val="016A2F"/>
-        <w:sz w:val="16"/>
-        <w:szCs w:val="16"/>
-      </w:rPr>
-      <w:t>: S</w:t>
-    </w:r>
-    <w:r>
-      <w:rPr>
-        <w:rFonts w:ascii="Arial" w:hAnsi="Arial" w:cs="Arial"/>
-        <w:color w:val="016A2F"/>
-        <w:sz w:val="16"/>
-        <w:szCs w:val="16"/>
-      </w:rPr>
-      <w:t>abine</w:t>
-    </w:r>
-    <w:r>
-      <w:rPr>
-        <w:rFonts w:ascii="Arial" w:hAnsi="Arial" w:cs="Arial"/>
-        <w:color w:val="016A2F"/>
-        <w:sz w:val="16"/>
-        <w:szCs w:val="16"/>
-      </w:rPr>
-      <w:t xml:space="preserve"> Metzger, </w:t>
-    </w:r>
-    <w:r>
-      <w:rPr>
-        <w:rFonts w:ascii="Arial" w:hAnsi="Arial" w:cs="Arial"/>
-        <w:color w:val="016A2F"/>
-        <w:sz w:val="16"/>
-        <w:szCs w:val="16"/>
-      </w:rPr>
-      <w:t>Sascha Theißen</w:t>
-    </w:r>
-    <w:r>
-      <w:rPr>
-        <w:rFonts w:ascii="Arial" w:hAnsi="Arial" w:cs="Arial"/>
-        <w:color w:val="016A2F"/>
-        <w:sz w:val="16"/>
-        <w:szCs w:val="16"/>
-      </w:rPr>
-      <w:t xml:space="preserve">, </w:t>
-    </w:r>
-    <w:r>
-      <w:rPr>
-        <w:rFonts w:ascii="Arial" w:hAnsi="Arial" w:cs="Arial"/>
-        <w:color w:val="016A2F"/>
-        <w:sz w:val="16"/>
-        <w:szCs w:val="16"/>
-      </w:rPr>
-      <w:t>Erika Strack</w:t>
-    </w:r>
-    <w:r>
-      <w:rPr>
-        <w:rFonts w:ascii="Arial" w:hAnsi="Arial" w:cs="Arial"/>
-        <w:color w:val="016A2F"/>
-        <w:sz w:val="16"/>
-        <w:szCs w:val="16"/>
-      </w:rPr>
-      <w:t>, S</w:t>
-    </w:r>
-    <w:r>
-      <w:rPr>
-        <w:rFonts w:ascii="Arial" w:hAnsi="Arial" w:cs="Arial"/>
-        <w:color w:val="016A2F"/>
-        <w:sz w:val="16"/>
-        <w:szCs w:val="16"/>
-      </w:rPr>
-      <w:t>onja</w:t>
-    </w:r>
-    <w:r>
-      <w:rPr>
-        <w:rFonts w:ascii="Arial" w:hAnsi="Arial" w:cs="Arial"/>
-        <w:color w:val="016A2F"/>
-        <w:sz w:val="16"/>
-        <w:szCs w:val="16"/>
-      </w:rPr>
-      <w:t xml:space="preserve"> Theißen, N</w:t>
-    </w:r>
-    <w:r>
-      <w:rPr>
-        <w:rFonts w:ascii="Arial" w:hAnsi="Arial" w:cs="Arial"/>
-        <w:color w:val="016A2F"/>
-        <w:sz w:val="16"/>
-        <w:szCs w:val="16"/>
-      </w:rPr>
-      <w:t>icole</w:t>
-    </w:r>
-    <w:r>
-      <w:rPr>
-        <w:rFonts w:ascii="Arial" w:hAnsi="Arial" w:cs="Arial"/>
-        <w:color w:val="016A2F"/>
-        <w:sz w:val="16"/>
-        <w:szCs w:val="16"/>
-      </w:rPr>
-      <w:t xml:space="preserve"> Boine </w:t>
-    </w:r>
-  </w:p>
-  <w:p>
-    <w:pPr>
-      <w:pStyle w:val="Fuzeile"/>
-      <w:jc w:val="center"/>
-      <w:rPr>
-        <w:rFonts w:ascii="Arial" w:hAnsi="Arial" w:cs="Arial"/>
-        <w:color w:val="016A2F"/>
-        <w:sz w:val="16"/>
-        <w:szCs w:val="16"/>
-      </w:rPr>
-    </w:pPr>
+    <w:bookmarkEnd w:id="0"/>
+    <w:bookmarkEnd w:id="1"/>
+    <w:bookmarkEnd w:id="2"/>
   </w:p>
 </w:ftr>
 </file>
